--- a/word-proposals/01_Missing_Muscles_Fossil_Reconstruction.docx
+++ b/word-proposals/01_Missing_Muscles_Fossil_Reconstruction.docx
@@ -26,7 +26,7 @@
         <w:spacing w:after="240"/>
       </w:pPr>
       <w:r>
-        <w:t>A phylogenetically informed, mechanics-constrained compatibility atlas for reconstructing the missing musculature of extinct synapsids</w:t>
+        <w:t>A mechanics-constrained atlas of plausible fossil muscle anatomy, trained and tested using living vertebrates</w:t>
       </w:r>
     </w:p>
     <w:p>
@@ -39,7 +39,7 @@
     </w:p>
     <w:p>
       <w:r>
-        <w:t>The fossil record preserves much of the skeleton but little direct evidence of muscle volumes, three-dimensional paths or architecture. Which aspects of an extinct animal’s musculoskeletal anatomy are actually identifiable from fossil-observable skeletal features, and which remain irreducibly ambiguous even after phylogenetic and physical constraints are applied? The evolutionary payoff is a defensible account of when reconstructed muscle changes along the synapsid–mammal transition represent evidence rather than prior assumptions.</w:t>
+        <w:t>Fossils preserve bone, but rarely tell us the full volume, path or architecture of a muscle. I want to test what we can actually infer from the skeleton—and where the evidence stops. The question is especially relevant to the synapsid–mammal transition: when a reconstructed muscle appears to change, is that change supported by osteology and extant anatomy, or mainly by the reconstruction assumptions?</w:t>
       </w:r>
     </w:p>
     <w:p>
@@ -52,7 +52,7 @@
     </w:p>
     <w:p>
       <w:r>
-        <w:t>Bishop and Pierce have already reconstructed appendicular muscle homologies, origins and insertions across extinct synapsids (2024, 2026). Demuth and colleagues (2022) already reconstruct 3D muscle volume and lines of action, while extant phylogenetic bracketing and anatomical sensitivity analysis are established. Thus neither “rebuilding fossil muscles” nor adding a physics constraint is the new claim. The candidate advance is calibrated, set-valued recovery of missing muscle geometry from fossil-visible evidence, evaluated against genuinely hidden soft-tissue ground truth and against those strong baselines.</w:t>
+        <w:t>Bishop and Pierce have already identified muscle homologies and reconstructed attachment sites in fossil synapsids (2024, 2026). Demuth and colleagues (2022) showed how three-dimensional muscle volumes and paths can be estimated in living and extinct animals. My proposal is not to repeat those reconstructions. It is to quantify the range of muscle anatomies that remain compatible with the same skeletal evidence, test whether mechanical constraints narrow that range, and measure reconstruction accuracy in living species whose soft tissues we can independently observe.</w:t>
       </w:r>
     </w:p>
     <w:p>
@@ -65,7 +65,7 @@
     </w:p>
     <w:p>
       <w:r>
-        <w:t>A phylogenetically constrained conditional distribution over homologous muscle paths, volumes and attachment extent can predict extant held-out muscular anatomy with calibrated coverage. Physical constraints may improve anatomical and functional inference beyond skeletal scaling and manual reconstruction—but only for subsets of muscles and preservation conditions with sufficient evidence.</w:t>
+        <w:t>My hypothesis is that some properties of homologous muscles—such as attachment regions and broad paths—can be recovered with useful, calibrated uncertainty from bone geometry and phylogenetic information. Other properties, particularly detailed volume or fiber architecture, may remain weakly constrained. I would test whether a mechanics-based compatibility atlas improves predictions beyond conventional skeletal scaling and phylogenetic reconstruction, rather than assuming that it will.</w:t>
       </w:r>
     </w:p>
     <w:p>
@@ -73,14 +73,7 @@
         <w:ind w:left="202" w:hanging="202"/>
       </w:pPr>
       <w:r>
-        <w:rPr>
-          <w:b/>
-          <w:color w:val="006D74"/>
-        </w:rPr>
-        <w:t xml:space="preserve">• Null A — non-identifiability.  </w:t>
-      </w:r>
-      <w:r>
-        <w:t>After body-size, relatedness and attachment morphology are accounted for, observed bones contain too little additional information to narrow muscle-volume or path intervals.</w:t>
+        <w:t>• Alternative 1 — Not enough information. Bone size, shape and attachments cannot predict muscle paths or volumes more tightly than an extant phylogenetic bracket.</w:t>
       </w:r>
     </w:p>
     <w:p>
@@ -88,14 +81,7 @@
         <w:ind w:left="202" w:hanging="202"/>
       </w:pPr>
       <w:r>
-        <w:rPr>
-          <w:b/>
-          <w:color w:val="006D74"/>
-        </w:rPr>
-        <w:t xml:space="preserve">• Null B — no mechanical gain.  </w:t>
-      </w:r>
-      <w:r>
-        <w:t>Packing and path feasibility reject implausible extreme models but do not improve out-of-taxon predictions relative to a well-built anatomical bracket.</w:t>
+        <w:t>• Alternative 2 — Mechanics adds little. Geometric and mechanical screening rejects obviously impossible routes but does not improve predictions on unseen species.</w:t>
       </w:r>
     </w:p>
     <w:p>
@@ -103,14 +89,7 @@
         <w:ind w:left="202" w:hanging="202"/>
       </w:pPr>
       <w:r>
-        <w:rPr>
-          <w:b/>
-          <w:color w:val="006D74"/>
-        </w:rPr>
-        <w:t xml:space="preserve">• Null C — phylogenetic leakage.  </w:t>
-      </w:r>
-      <w:r>
-        <w:t>A model appearing accurate on random specimen splits collapses when an entire lineage is excluded.</w:t>
+        <w:t>• Alternative 3 — Poor evolutionary transfer. Apparent success disappears when an entire lineage, rather than random specimens, is withheld.</w:t>
       </w:r>
     </w:p>
     <w:p>
@@ -126,12 +105,12 @@
         <w:pStyle w:val="Heading2"/>
       </w:pPr>
       <w:r>
-        <w:t>Aim 1 | Quantify what bone-only evidence can recover.</w:t>
+        <w:t>Aim 1 | Learn what fossil-observable anatomy can predict.</w:t>
       </w:r>
     </w:p>
     <w:p>
       <w:r>
-        <w:t>Assemble an extant reference with registered bone CT or surface geometry, homologized appendicular muscle imaging/dissection, measured mass/volumes, and attachment observations. Define a “fossil mask”: skeletal evidence, preservation class, estimated body size and phylogenetic relationships only. Hide muscle volumes and three-dimensional paths before training or reconstruction. Predict full conditional ranges, not one polished anatomical rendering.</w:t>
+        <w:t>I would start with a small set of homologous shoulder or elbow muscles in living mammals and reptiles. For each specimen, we need a registered skeleton and independently measured muscle paths, attachment extent and volumes from dissection, CT or contrast-enhanced imaging. I would then hide the soft tissues and all anatomical information that a fossil would not preserve. The model would predict a set or distribution of possible muscles from the remaining evidence; the hidden measurements provide the test.</w:t>
       </w:r>
     </w:p>
     <w:p>
@@ -139,12 +118,12 @@
         <w:pStyle w:val="Heading2"/>
       </w:pPr>
       <w:r>
-        <w:t>Aim 2 | Enforce biological compatibility without inventing tissue.</w:t>
+        <w:t>Aim 2 | Add physically meaningful constraints.</w:t>
       </w:r>
     </w:p>
     <w:p>
       <w:r>
-        <w:t>Generate a candidate set using homologous muscle identities, attachment-region priors, scaled space occupancy and extant species variation. Reject bone penetration, impossible connective paths and severe muscle overlap; penalize violated length-change and wrapping requirements over specified joint poses. Permit variable tendon routing and multiple valid anatomical solutions. Muscular activation, fiber type, force–length properties and physiological cross-sectional area cannot be read from the skeleton and remain uncertain parameters.</w:t>
+        <w:t>Candidate reconstructions would preserve muscle identity and plausible origin–insertion regions. I would test bone avoidance, available volume, wrapping paths, and muscle length changes over specified joint motions. The aim is to remove incompatible configurations, not force the algorithm to produce a unique muscle. Tendon routing, pennation, activation and force capacity would remain uncertain unless independently constrained by comparative measurements.</w:t>
       </w:r>
     </w:p>
     <w:p>
@@ -152,12 +131,12 @@
         <w:pStyle w:val="Heading2"/>
       </w:pPr>
       <w:r>
-        <w:t>Aim 3 | Test whether uncertainty alters fossil evolutionary interpretation.</w:t>
+        <w:t>Aim 3 | Ask what this changes in fossils.</w:t>
       </w:r>
     </w:p>
     <w:p>
       <w:r>
-        <w:t>Use published Bishop–Pierce synapsid attachment reconstructions as paleontological priors; reconstruct distributions of muscle paths/volumes for one bounded forelimb region and one or two fossil exemplars selected for phylogenetic contrast and preservation quality. Propagate candidate anatomies into moment-arm and torque-potential distributions, and identify which claimed evolutionary contrasts are robust versus reconstruction-dependent. No extinct ground truth is asserted.</w:t>
+        <w:t>Once the atlas passes living-species tests, I would apply it to a bounded forelimb region in selected fossil synapsids, using Bishop and Pierce’s published reconstructions as anatomical starting points. Instead of showing one muscle volume per taxon, I would report the compatible range and propagate it into moment arms and torque-potential estimates under stated assumptions. The evolutionary question is whether inferred functional differences remain robust across those reconstructions.</w:t>
       </w:r>
     </w:p>
     <w:p>
@@ -173,14 +152,7 @@
         <w:ind w:left="202" w:hanging="202"/>
       </w:pPr>
       <w:r>
-        <w:rPr>
-          <w:b/>
-          <w:color w:val="006D74"/>
-        </w:rPr>
-        <w:t xml:space="preserve">• Primary endpoint.  </w:t>
-      </w:r>
-      <w:r>
-        <w:t>Species-held-out calibration and error for individual muscle 3D volume, path geometry, attachment extent and uncertainty intervals; report separately by muscle and inferred osteological evidence tier.</w:t>
+        <w:t>• Main test. Hold out entire species or clades and evaluate errors and interval coverage for muscle path, volume and attachment extent. Report results separately for each muscle and preservation condition.</w:t>
       </w:r>
     </w:p>
     <w:p>
@@ -188,14 +160,7 @@
         <w:ind w:left="202" w:hanging="202"/>
       </w:pPr>
       <w:r>
-        <w:rPr>
-          <w:b/>
-          <w:color w:val="006D74"/>
-        </w:rPr>
-        <w:t xml:space="preserve">• Controls.  </w:t>
-      </w:r>
-      <w:r>
-        <w:t>Extant phylogenetic bracket/manual polygonal reconstruction; bone-size/shape allometry; unconstrained probabilistic atlas; mechanically constrained atlas; single best-fit reconstruction.</w:t>
+        <w:t>• Comparators. Evaluate skeletal scaling, extant phylogenetic bracketing, manual/volumetric reconstruction, an unconstrained statistical atlas, and the mechanics-constrained atlas under the same masked inputs.</w:t>
       </w:r>
     </w:p>
     <w:p>
@@ -203,14 +168,7 @@
         <w:ind w:left="202" w:hanging="202"/>
       </w:pPr>
       <w:r>
-        <w:rPr>
-          <w:b/>
-          <w:color w:val="006D74"/>
-        </w:rPr>
-        <w:t xml:space="preserve">• Prevent target leakage.  </w:t>
-      </w:r>
-      <w:r>
-        <w:t>Phylogenetic branch held out before atlas fitting; no dissection-derived attachment detail passed to the model when invisible in fossils; stratify by skeletal preservation quality.</w:t>
+        <w:t>• Leakage control. Keep target-species dissections and any fossil-invisible attachment information out of training and prediction. Include realistic preservation masks.</w:t>
       </w:r>
     </w:p>
     <w:p>
@@ -218,14 +176,7 @@
         <w:ind w:left="202" w:hanging="202"/>
       </w:pPr>
       <w:r>
-        <w:rPr>
-          <w:b/>
-          <w:color w:val="006D74"/>
-        </w:rPr>
-        <w:t xml:space="preserve">• Optional functional endpoint.  </w:t>
-      </w:r>
-      <w:r>
-        <w:t>Moment-arm direction and magnitude vs intact extant specimen measurements, with uncertainty coverage—not assumed maximum muscle force from bone scars.</w:t>
+        <w:t>• Functional check. Compare predicted muscle moment arms with values measured or reconstructed independently in living specimens. Do not infer maximum muscle force directly from attachment marks.</w:t>
       </w:r>
     </w:p>
     <w:p>
@@ -241,14 +192,7 @@
         <w:ind w:left="202" w:hanging="202"/>
       </w:pPr>
       <w:r>
-        <w:rPr>
-          <w:b/>
-          <w:color w:val="006D74"/>
-        </w:rPr>
-        <w:t xml:space="preserve">• Go.  </w:t>
-      </w:r>
-      <w:r>
-        <w:t>Held-out muscle intervals demonstrate defensible coverage and are sharper than bracket-only predictions without excess failures; constraints improve an independent anatomical or functional endpoint.</w:t>
+        <w:t>• A useful positive result. The atlas gives intervals that contain held-out anatomy at the stated rate and are more informative than established alternatives, without sacrificing coverage.</w:t>
       </w:r>
     </w:p>
     <w:p>
@@ -256,14 +200,7 @@
         <w:ind w:left="202" w:hanging="202"/>
       </w:pPr>
       <w:r>
-        <w:rPr>
-          <w:b/>
-          <w:color w:val="006D74"/>
-        </w:rPr>
-        <w:t xml:space="preserve">• No-go.  </w:t>
-      </w:r>
-      <w:r>
-        <w:t>A wide set remains after constraints or lineage-held-out error is poor. Report an explicit information-limit map and anatomical features worth measuring; do not present precision that the fossil record cannot support.</w:t>
+        <w:t>• A useful negative result. If the intervals stay broad or performance collapses outside the training clade, quantify that limit. Identifying which fossil observations cannot constrain muscle anatomy is itself useful.</w:t>
       </w:r>
     </w:p>
     <w:p>
@@ -271,14 +208,7 @@
         <w:ind w:left="202" w:hanging="202"/>
       </w:pPr>
       <w:r>
-        <w:rPr>
-          <w:b/>
-          <w:color w:val="006D74"/>
-        </w:rPr>
-        <w:t xml:space="preserve">• Paleontological interpretation.  </w:t>
-      </w:r>
-      <w:r>
-        <w:t>Use the full posterior/compatibility set: fossil reconstruction probability reflects assumptions and priors, not a directly measured evolutionary state.</w:t>
+        <w:t>• Interpretation. A fossil reconstruction is always conditional on comparative data, preservation and prior assumptions. High model confidence is not direct evidence of extinct soft tissue.</w:t>
       </w:r>
     </w:p>
     <w:p>
@@ -291,7 +221,7 @@
     </w:p>
     <w:p>
       <w:r>
-        <w:t>Immediately reproducible groundwork: use the Demuth et al. (2022) openly archived muscle reconstructions and analysis resources for a workflow and uncertainty audit, recognizing they are not a balanced multi-clade training cohort. Seek additional registered CT/diceCT/dissection data across extant mammal–reptile lineages from museum or collaborator collections; availability and rights require confirmation. The first validation study must stop at a defined joint region (e.g., shoulder/elbow muscles), not promise whole-body tissue reconstruction. The later atlas could expand to tendons and joint capsules only with appropriate ground truth.</w:t>
+        <w:t>The first computational step is to reproduce and audit the open reconstructions and code from Demuth et al. (2022). Those resources are useful for testing the pipeline but are not a balanced cross-clade training set. A credible atlas will require additional specimen-matched skeleton and soft-tissue measurements from museums or collaborators, with access confirmed in advance. I would begin with one joint region before considering larger musculoskeletal systems.</w:t>
       </w:r>
     </w:p>
     <w:p>
@@ -304,7 +234,7 @@
     </w:p>
     <w:p>
       <w:r>
-        <w:t>Pierce/Bishop provide muscle homology, fossil evidence interpretation, extant phylogenetic sampling, and synapsid reconstructions; the computational-mechanics contribution is controlled identifiability analysis, inverse geometric reconstruction, physical compatibility and honest uncertainty propagation. The project extends rather than restates the lab’s existing fossil-muscle literature.</w:t>
+        <w:t>This project would combine the lab’s expertise in fossil muscle homology, comparative anatomy and synapsid evolution with my background in inverse mechanics, compatibility analysis and experimental design. The central deliverable would be an honest test of what missing anatomy can be recovered from the evidence—not a more detailed-looking fossil model.</w:t>
       </w:r>
     </w:p>
     <w:p>

--- a/word-proposals/01_Missing_Muscles_Fossil_Reconstruction.docx
+++ b/word-proposals/01_Missing_Muscles_Fossil_Reconstruction.docx
@@ -9,7 +9,7 @@
           <w:color w:val="006D74"/>
           <w:sz w:val="16"/>
         </w:rPr>
-        <w:t>PROPOSED DIRECTION A · EXTANT-VALIDATED FOSSIL RECONSTRUCTION</w:t>
+        <w:t>DIRECTION A · EXTANT COMPARATIVE ANATOMY AND EVOLUTIONARY RECONSTRUCTION</w:t>
       </w:r>
     </w:p>
     <w:p>
@@ -17,7 +17,7 @@
         <w:pStyle w:val="Title"/>
       </w:pPr>
       <w:r>
-        <w:t>Which Muscles Can Fossil Bones Actually Predict?</w:t>
+        <w:t>Which Muscles Can Skeletal Anatomy Predict?</w:t>
       </w:r>
     </w:p>
     <w:p>
@@ -26,7 +26,7 @@
         <w:spacing w:after="240"/>
       </w:pPr>
       <w:r>
-        <w:t>A mechanics-constrained atlas of plausible fossil muscle anatomy, trained and tested using living vertebrates</w:t>
+        <w:t>An extant-calibrated, mechanics-constrained test of how reliably bones predict homologous muscle geometry</w:t>
       </w:r>
     </w:p>
     <w:p>
@@ -39,7 +39,7 @@
     </w:p>
     <w:p>
       <w:r>
-        <w:t>Fossils preserve bone, but rarely tell us the full volume, path or architecture of a muscle. I want to test what we can actually infer from the skeleton—and where the evidence stops. The question is especially relevant to the synapsid–mammal transition: when a reconstructed muscle appears to change, is that change supported by osteology and extant anatomy, or mainly by the reconstruction assumptions?</w:t>
+        <w:t>Skeletal form and muscular anatomy covary, but the relationship is not one-to-one. I want to test how much of a muscle’s location, three-dimensional path, attachment extent and volume can be predicted from fossil-observable skeletal features in living vertebrates. The central output would be a calibrated range of possible anatomies—not a single attractive reconstruction. Understanding those limits is useful for comparative anatomy in living species and can later inform inferences about extinct lineages.</w:t>
       </w:r>
     </w:p>
     <w:p>
@@ -47,12 +47,12 @@
         <w:pStyle w:val="Heading1"/>
       </w:pPr>
       <w:r>
-        <w:t>Why this is not already done</w:t>
+        <w:t>What previous research establishes—and what remains open</w:t>
       </w:r>
     </w:p>
     <w:p>
       <w:r>
-        <w:t>Bishop and Pierce have already identified muscle homologies and reconstructed attachment sites in fossil synapsids (2024, 2026). Demuth and colleagues (2022) showed how three-dimensional muscle volumes and paths can be estimated in living and extinct animals. My proposal is not to repeat those reconstructions. It is to quantify the range of muscle anatomies that remain compatible with the same skeletal evidence, test whether mechanical constraints narrow that range, and measure reconstruction accuracy in living species whose soft tissues we can independently observe.</w:t>
+        <w:t>This is not the first attempt to reconstruct missing musculature. Bishop and Pierce (2024, 2026) have already established phylogenetically informed attachment and homology reconstructions in synapsids. Demuth et al. (2022) developed and tested three-dimensional polygonal muscle reconstructions against living specimens, with imperfect mass accuracy. More recently, Riem et al. (2026) showed that bone volumes predict individual muscle volumes in a large human MRI cohort. The unresolved question is whether a mechanics-constrained, uncertainty-calibrated relationship transfers across phylogenetically distant living vertebrates and still helps when muscle information is deliberately hidden.</w:t>
       </w:r>
     </w:p>
     <w:p>
@@ -60,12 +60,12 @@
         <w:pStyle w:val="Heading1"/>
       </w:pPr>
       <w:r>
-        <w:t>Falsifiable hypothesis and alternatives</w:t>
+        <w:t>Hypothesis and competing explanations</w:t>
       </w:r>
     </w:p>
     <w:p>
       <w:r>
-        <w:t>My hypothesis is that some properties of homologous muscles—such as attachment regions and broad paths—can be recovered with useful, calibrated uncertainty from bone geometry and phylogenetic information. Other properties, particularly detailed volume or fiber architecture, may remain weakly constrained. I would test whether a mechanics-based compatibility atlas improves predictions beyond conventional skeletal scaling and phylogenetic reconstruction, rather than assuming that it will.</w:t>
+        <w:t>My hypothesis is that bone geometry, preserved attachment evidence and relatedness can predict some homologous muscle properties with useful, calibrated uncertainty, but that the recoverable information differs substantially by muscle, taxon and evidence quality. I would test whether anatomical and mechanical constraints improve held-out predictions beyond allometry and extant phylogenetic bracketing. A narrow interval only counts as an advance if it actually contains the hidden anatomy at the advertised rate.</w:t>
       </w:r>
     </w:p>
     <w:p>
@@ -73,7 +73,7 @@
         <w:ind w:left="202" w:hanging="202"/>
       </w:pPr>
       <w:r>
-        <w:t>• Alternative 1 — Not enough information. Bone size, shape and attachments cannot predict muscle paths or volumes more tightly than an extant phylogenetic bracket.</w:t>
+        <w:t>• Alternative 1 — The bones are not informative enough. Size, phylogeny and attachment traces leave muscle paths or volumes too uncertain to improve reconstruction.</w:t>
       </w:r>
     </w:p>
     <w:p>
@@ -81,7 +81,7 @@
         <w:ind w:left="202" w:hanging="202"/>
       </w:pPr>
       <w:r>
-        <w:t>• Alternative 2 — Mechanics adds little. Geometric and mechanical screening rejects obviously impossible routes but does not improve predictions on unseen species.</w:t>
+        <w:t>• Alternative 2 — Existing approaches suffice. Physics-based screening removes obvious intersections but adds no out-of-clade predictive accuracy beyond the methods of Demuth et al. or a careful comparative bracket.</w:t>
       </w:r>
     </w:p>
     <w:p>
@@ -89,7 +89,7 @@
         <w:ind w:left="202" w:hanging="202"/>
       </w:pPr>
       <w:r>
-        <w:t>• Alternative 3 — Poor evolutionary transfer. Apparent success disappears when an entire lineage, rather than random specimens, is withheld.</w:t>
+        <w:t>• Alternative 3 — Transfer breaks across clades. Apparent success on randomly held-out specimens disappears when a lineage or distinct locomotor morphology is withheld.</w:t>
       </w:r>
     </w:p>
     <w:p>
@@ -97,7 +97,7 @@
         <w:pStyle w:val="Heading1"/>
       </w:pPr>
       <w:r>
-        <w:t>Research aims and decisive tests</w:t>
+        <w:t>Research plan and decisive tests</w:t>
       </w:r>
     </w:p>
     <w:p>
@@ -105,12 +105,12 @@
         <w:pStyle w:val="Heading2"/>
       </w:pPr>
       <w:r>
-        <w:t>Aim 1 | Learn what fossil-observable anatomy can predict.</w:t>
+        <w:t>Aim 1 | Measure what skeletons predict across living vertebrates.</w:t>
       </w:r>
     </w:p>
     <w:p>
       <w:r>
-        <w:t>I would start with a small set of homologous shoulder or elbow muscles in living mammals and reptiles. For each specimen, we need a registered skeleton and independently measured muscle paths, attachment extent and volumes from dissection, CT or contrast-enhanced imaging. I would then hide the soft tissues and all anatomical information that a fossil would not preserve. The model would predict a set or distribution of possible muscles from the remaining evidence; the hidden measurements provide the test.</w:t>
+        <w:t>I would begin with one clearly homologized shoulder–elbow muscle group in a small number of carefully matched living mammal and reptile specimens, subject to access. Bone CT or surface geometry would be paired at the specimen level with dissection, MRI or diceCT measurements of muscle paths, attachment regions and volumes. Before reconstruction, I would hide all tissue information that a fossil would not preserve. The main test is how closely predicted ranges match the withheld three-dimensional anatomy; it does not assume that all muscle types are equally reconstructable.</w:t>
       </w:r>
     </w:p>
     <w:p>
@@ -123,7 +123,7 @@
     </w:p>
     <w:p>
       <w:r>
-        <w:t>Candidate reconstructions would preserve muscle identity and plausible origin–insertion regions. I would test bone avoidance, available volume, wrapping paths, and muscle length changes over specified joint motions. The aim is to remove incompatible configurations, not force the algorithm to produce a unique muscle. Tendon routing, pennation, activation and force capacity would remain uncertain unless independently constrained by comparative measurements.</w:t>
+        <w:t>I would compare size-based scaling, extant phylogenetic bracketing, manual volumetric reconstruction and probabilistic anatomical models with and without mechanical constraints. Plausible routes must connect homologous attachments, wrap around bones without penetrating them, and have reasonable length changes over specified joint poses. Mechanical screening can reject impossible paths; it cannot infer activation, fascicle architecture, force capacity or the true muscle route uniquely. I would evaluate both error and interval calibration on whole-species or whole-clade holdouts.</w:t>
       </w:r>
     </w:p>
     <w:p>
@@ -131,12 +131,12 @@
         <w:pStyle w:val="Heading2"/>
       </w:pPr>
       <w:r>
-        <w:t>Aim 3 | Ask what this changes in fossils.</w:t>
+        <w:t>Aim 3 | Test comparative function, then extend to fossil anatomy.</w:t>
       </w:r>
     </w:p>
     <w:p>
       <w:r>
-        <w:t>Once the atlas passes living-species tests, I would apply it to a bounded forelimb region in selected fossil synapsids, using Bishop and Pierce’s published reconstructions as anatomical starting points. Instead of showing one muscle volume per taxon, I would report the compatible range and propagate it into moment arms and torque-potential estimates under stated assumptions. The evolutionary question is whether inferred functional differences remain robust across those reconstructions.</w:t>
+        <w:t>I would quantify which muscle traits are predictable across different living vertebrates, and whether the atlas identifies skeletal observations that would be most useful to collect next. Only if those tests succeed would I transfer uncertainty distributions to well-documented extinct taxa, using Pierce and Bishop’s attachment reconstructions as explicit phylogenetic priors. The historical analysis would report which comparisons survive the uncertainty and which remain unresolved.</w:t>
       </w:r>
     </w:p>
     <w:p>
@@ -144,7 +144,7 @@
         <w:pStyle w:val="Heading1"/>
       </w:pPr>
       <w:r>
-        <w:t>Experimental/computational design</w:t>
+        <w:t>Validation and comparisons</w:t>
       </w:r>
     </w:p>
     <w:p>
@@ -152,7 +152,7 @@
         <w:ind w:left="202" w:hanging="202"/>
       </w:pPr>
       <w:r>
-        <w:t>• Main test. Hold out entire species or clades and evaluate errors and interval coverage for muscle path, volume and attachment extent. Report results separately for each muscle and preservation condition.</w:t>
+        <w:t>• Primary outcomes. Held-out three-dimensional muscle path distance, attachment-region overlap, volume error and empirical coverage of predicted 50% and 90% intervals, all reported separately by muscle and taxon.</w:t>
       </w:r>
     </w:p>
     <w:p>
@@ -160,7 +160,7 @@
         <w:ind w:left="202" w:hanging="202"/>
       </w:pPr>
       <w:r>
-        <w:t>• Comparators. Evaluate skeletal scaling, extant phylogenetic bracketing, manual/volumetric reconstruction, an unconstrained statistical atlas, and the mechanics-constrained atlas under the same masked inputs.</w:t>
+        <w:t>• Baselines. Body-size and bone-volume regression; extant phylogenetic bracketing; Demuth-style manually constructed muscle volumes; and a learned anatomical atlas with and without mechanical screening.</w:t>
       </w:r>
     </w:p>
     <w:p>
@@ -168,7 +168,7 @@
         <w:ind w:left="202" w:hanging="202"/>
       </w:pPr>
       <w:r>
-        <w:t>• Leakage control. Keep target-species dissections and any fossil-invisible attachment information out of training and prediction. Include realistic preservation masks.</w:t>
+        <w:t>• Leakage prevention. Withhold an entire species or clade before fitting; do not allow the hidden dissection, muscle volume or non-osteological attachment information into the predictor. Record which attachment traces could realistically survive fossilization.</w:t>
       </w:r>
     </w:p>
     <w:p>
@@ -176,7 +176,7 @@
         <w:ind w:left="202" w:hanging="202"/>
       </w:pPr>
       <w:r>
-        <w:t>• Functional check. Compare predicted muscle moment arms with values measured or reconstructed independently in living specimens. Do not infer maximum muscle force directly from attachment marks.</w:t>
+        <w:t>• Sample-size and identifiability limits. A few paired specimens can establish a reproducible pilot, not a universally transferable distribution. Measure the effect of phylogenetic coverage and preservation quality; do not use thin confidence bands as evidence of accuracy without held-out coverage.</w:t>
       </w:r>
     </w:p>
     <w:p>
@@ -184,7 +184,7 @@
         <w:pStyle w:val="Heading1"/>
       </w:pPr>
       <w:r>
-        <w:t>Decision criteria and scientifically useful failure</w:t>
+        <w:t>What would count as evidence</w:t>
       </w:r>
     </w:p>
     <w:p>
@@ -192,7 +192,7 @@
         <w:ind w:left="202" w:hanging="202"/>
       </w:pPr>
       <w:r>
-        <w:t>• A useful positive result. The atlas gives intervals that contain held-out anatomy at the stated rate and are more informative than established alternatives, without sacrificing coverage.</w:t>
+        <w:t>• Success. The full candidate set predicts held-out muscle properties with useful, calibrated uncertainty and improves on simpler comparative baselines in at least one well-defined muscle group.</w:t>
       </w:r>
     </w:p>
     <w:p>
@@ -200,7 +200,7 @@
         <w:ind w:left="202" w:hanging="202"/>
       </w:pPr>
       <w:r>
-        <w:t>• A useful negative result. If the intervals stay broad or performance collapses outside the training clade, quantify that limit. Identifying which fossil observations cannot constrain muscle anatomy is itself useful.</w:t>
+        <w:t>• Informative failure. If skeletal evidence cannot constrain a property, map that information limit and identify which additional extant measurement would be most informative. This is still a useful comparative-anatomy result.</w:t>
       </w:r>
     </w:p>
     <w:p>
@@ -208,7 +208,7 @@
         <w:ind w:left="202" w:hanging="202"/>
       </w:pPr>
       <w:r>
-        <w:t>• Interpretation. A fossil reconstruction is always conditional on comparative data, preservation and prior assumptions. High model confidence is not direct evidence of extinct soft tissue.</w:t>
+        <w:t>• Evolutionary interpretation. The resulting distribution is conditional on observed extant taxa, homology assumptions, and preservation. It is not a direct measurement of extinct muscular anatomy or proof that one lineage evolved a particular muscle force.</w:t>
       </w:r>
     </w:p>
     <w:p>
@@ -216,12 +216,12 @@
         <w:pStyle w:val="Heading1"/>
       </w:pPr>
       <w:r>
-        <w:t>Immediate pilot, dependencies, and route to fossils</w:t>
+        <w:t>Immediate pilot, data needs, and comparative extension</w:t>
       </w:r>
     </w:p>
     <w:p>
       <w:r>
-        <w:t>The first computational step is to reproduce and audit the open reconstructions and code from Demuth et al. (2022). Those resources are useful for testing the pipeline but are not a balanced cross-clade training set. A credible atlas will require additional specimen-matched skeleton and soft-tissue measurements from museums or collaborators, with access confirmed in advance. I would begin with one joint region before considering larger musculoskeletal systems.</w:t>
+        <w:t>The immediate computational pilot would reproduce the polygonal reconstruction and muscle-mass comparisons of Demuth et al. (2022), then test a masked-muscle workflow using matched extant data. Riem et al. (2026) provide a quantitative bone–muscle scaling benchmark, although their sample is human and not a substitute for cross-clade data. A first paper could establish anatomy-prediction error and uncertainty coverage in living species; a later paper could ask what these calibrated limits imply for fossil anatomy.</w:t>
       </w:r>
     </w:p>
     <w:p>
@@ -229,12 +229,12 @@
         <w:pStyle w:val="Heading1"/>
       </w:pPr>
       <w:r>
-        <w:t>Why this collaboration is complementary</w:t>
+        <w:t>How this complements Pierce’s research</w:t>
       </w:r>
     </w:p>
     <w:p>
       <w:r>
-        <w:t>This project would combine the lab’s expertise in fossil muscle homology, comparative anatomy and synapsid evolution with my background in inverse mechanics, compatibility analysis and experimental design. The central deliverable would be an honest test of what missing anatomy can be recovered from the evidence—not a more detailed-looking fossil model.</w:t>
+        <w:t>This project would combine Pierce’s expertise in muscle homology, extant comparative anatomy and evolutionary inference with my work on inverse mechanics, compatibility sets and experimental design. My main contribution would be a clear quantitative answer to a question important to her existing reconstructions: which muscular properties are supported by skeletal evidence, and how certain can we be?</w:t>
       </w:r>
     </w:p>
     <w:p>
@@ -242,121 +242,79 @@
         <w:pStyle w:val="Heading1"/>
       </w:pPr>
       <w:r>
-        <w:t>Selected evidence and methodological precedents</w:t>
+        <w:t>Key references</w:t>
       </w:r>
     </w:p>
     <w:p>
       <w:pPr>
-        <w:spacing w:after="40"/>
+        <w:spacing w:after="0" w:line="240" w:lineRule="auto"/>
       </w:pPr>
       <w:r>
         <w:rPr>
           <w:sz w:val="16"/>
         </w:rPr>
-        <w:t xml:space="preserve">1. Bishop &amp; Pierce (2024), fossil appendicular muscle evolution, Part I (forelimb), Anatomical Record.  </w:t>
-      </w:r>
-      <w:r>
-        <w:rPr>
-          <w:color w:val="006D74"/>
-          <w:sz w:val="15"/>
-        </w:rPr>
-        <w:t>https://doi.org/10.1002/ar.25312</w:t>
+        <w:t>1. Bishop &amp; Pierce (2024), appendicular muscle evolution, forelimb, The Anatomical Record.  https://doi.org/10.1002/ar.25312</w:t>
       </w:r>
     </w:p>
     <w:p>
       <w:pPr>
-        <w:spacing w:after="40"/>
+        <w:spacing w:after="0" w:line="240" w:lineRule="auto"/>
       </w:pPr>
       <w:r>
         <w:rPr>
           <w:sz w:val="16"/>
         </w:rPr>
-        <w:t xml:space="preserve">2. Bishop &amp; Pierce (2024), fossil appendicular muscle evolution, Part II (hindlimb), Anatomical Record.  </w:t>
-      </w:r>
-      <w:r>
-        <w:rPr>
-          <w:color w:val="006D74"/>
-          <w:sz w:val="15"/>
-        </w:rPr>
-        <w:t>https://doi.org/10.1002/ar.25310</w:t>
+        <w:t>2. Bishop &amp; Pierce (2024), appendicular muscle evolution, hindlimb, The Anatomical Record.  https://doi.org/10.1002/ar.25310</w:t>
       </w:r>
     </w:p>
     <w:p>
       <w:pPr>
-        <w:spacing w:after="40"/>
+        <w:spacing w:after="0" w:line="240" w:lineRule="auto"/>
       </w:pPr>
       <w:r>
         <w:rPr>
           <w:sz w:val="16"/>
         </w:rPr>
-        <w:t xml:space="preserve">3. Bishop &amp; Pierce (2026), Reconstructions of Forelimb Musculature in Extinct Pre-Therian Synapsids.  </w:t>
-      </w:r>
-      <w:r>
-        <w:rPr>
-          <w:color w:val="006D74"/>
-          <w:sz w:val="15"/>
-        </w:rPr>
-        <w:t>https://doi.org/10.3099/MCZ85.1</w:t>
+        <w:t>3. Bishop &amp; Pierce (2026), reconstructed forelimb muscles in pre-therian synapsids, Bulletin MCZ.  https://doi.org/10.3099/MCZ85.1</w:t>
       </w:r>
     </w:p>
     <w:p>
       <w:pPr>
-        <w:spacing w:after="40"/>
+        <w:spacing w:after="0" w:line="240" w:lineRule="auto"/>
       </w:pPr>
       <w:r>
         <w:rPr>
           <w:sz w:val="16"/>
         </w:rPr>
-        <w:t xml:space="preserve">4. Demuth et al. (2022), 3D polygonal muscle modelling, Scientific Reports; public models/code.  </w:t>
-      </w:r>
-      <w:r>
-        <w:rPr>
-          <w:color w:val="006D74"/>
-          <w:sz w:val="15"/>
-        </w:rPr>
-        <w:t>https://doi.org/10.1038/s41598-022-07074-x</w:t>
+        <w:t>4. Demuth et al. (2022), 3D polygonal muscle modeling and mass comparison in living/extinct taxa, Scientific Reports.  https://doi.org/10.1038/s41598-022-07074-x</w:t>
       </w:r>
     </w:p>
     <w:p>
       <w:pPr>
-        <w:spacing w:after="40"/>
+        <w:spacing w:after="0" w:line="240" w:lineRule="auto"/>
       </w:pPr>
       <w:r>
         <w:rPr>
           <w:sz w:val="16"/>
         </w:rPr>
-        <w:t xml:space="preserve">5. Bishop &amp; Pierce (2024), Late acquisition of erect hindlimb function in synapsids, Science Advances.  </w:t>
-      </w:r>
-      <w:r>
-        <w:rPr>
-          <w:color w:val="006D74"/>
-          <w:sz w:val="15"/>
-        </w:rPr>
-        <w:t>https://doi.org/10.1126/sciadv.adr2722</w:t>
+        <w:t>5. Riem et al. (2026), MRI-based bone–muscle volume relationships across 70 human muscles, Journal of Applied Physiology.  https://doi.org/10.1152/japplphysiol.00772.2025</w:t>
       </w:r>
     </w:p>
     <w:p>
       <w:pPr>
-        <w:spacing w:after="40"/>
+        <w:spacing w:after="0" w:line="240" w:lineRule="auto"/>
       </w:pPr>
       <w:r>
         <w:rPr>
           <w:sz w:val="16"/>
         </w:rPr>
-        <w:t xml:space="preserve">6. Hutchinson et al. (2023), modern 3D locomotor biomechanics in tetrapods, JEB.  </w:t>
-      </w:r>
-      <w:r>
-        <w:rPr>
-          <w:color w:val="006D74"/>
-          <w:sz w:val="15"/>
-        </w:rPr>
-        <w:t>https://doi.org/10.1242/jeb.245132</w:t>
+        <w:t>6. Bishop &amp; Pierce (2024), late acquisition of erect hindlimb function in synapsids, Science Advances.  https://doi.org/10.1126/sciadv.adr2722</w:t>
       </w:r>
     </w:p>
     <w:sectPr>
       <w:footerReference w:type="default" r:id="rId9"/>
       <w:pgSz w:w="12240" w:h="15840"/>
-      <w:pgMar w:top="778" w:right="1123" w:bottom="763" w:left="1123" w:header="720" w:footer="720" w:gutter="0"/>
+      <w:pgMar w:top="691" w:right="1123" w:bottom="619" w:left="1123" w:header="720" w:footer="720" w:gutter="0"/>
       <w:cols w:space="720"/>
       <w:docGrid w:linePitch="360"/>
     </w:sectPr>
@@ -747,12 +705,12 @@
     <w:qFormat/>
     <w:rsid w:val="00FC693F"/>
     <w:pPr>
-      <w:spacing w:after="64" w:line="262" w:lineRule="auto"/>
+      <w:spacing w:after="50" w:line="252" w:lineRule="auto"/>
     </w:pPr>
     <w:rPr>
       <w:rFonts w:ascii="Aptos" w:hAnsi="Aptos"/>
       <w:color w:val="1B3042"/>
-      <w:sz w:val="18"/>
+      <w:sz w:val="17"/>
     </w:rPr>
   </w:style>
   <w:style w:type="paragraph" w:styleId="Header">
@@ -810,7 +768,7 @@
     <w:pPr>
       <w:keepNext/>
       <w:keepLines/>
-      <w:spacing w:before="160" w:after="60"/>
+      <w:spacing w:before="80" w:after="30"/>
       <w:outlineLvl w:val="0"/>
     </w:pPr>
     <w:rPr>
@@ -834,7 +792,7 @@
     <w:pPr>
       <w:keepNext/>
       <w:keepLines/>
-      <w:spacing w:before="120" w:after="40"/>
+      <w:spacing w:before="40" w:after="30"/>
       <w:outlineLvl w:val="1"/>
     </w:pPr>
     <w:rPr>

--- a/word-proposals/01_Missing_Muscles_Fossil_Reconstruction.docx
+++ b/word-proposals/01_Missing_Muscles_Fossil_Reconstruction.docx
@@ -136,7 +136,7 @@
     </w:p>
     <w:p>
       <w:r>
-        <w:t>I would quantify which muscle traits are predictable across different living vertebrates, and whether the atlas identifies skeletal observations that would be most useful to collect next. Only if those tests succeed would I transfer uncertainty distributions to well-documented extinct taxa, using Pierce and Bishop’s attachment reconstructions as explicit phylogenetic priors. The historical analysis would report which comparisons survive the uncertainty and which remain unresolved.</w:t>
+        <w:t>I would quantify which muscle traits are predictable across different living vertebrates, and whether the atlas identifies skeletal observations that would be most useful to collect next. Only if those tests succeed would I transfer uncertainty distributions to well-documented extinct taxa, using Pierce and Bishop’s attachment reconstructions as explicit phylogenetic priors. The historical analysis would report which comparisons survive the uncertainty and which remain unresolved. The deliverable would be a muscle-by-muscle recoverability map, including the traits that cannot be resolved.</w:t>
       </w:r>
     </w:p>
     <w:p>
@@ -216,12 +216,12 @@
         <w:pStyle w:val="Heading1"/>
       </w:pPr>
       <w:r>
-        <w:t>Immediate pilot, data needs, and comparative extension</w:t>
+        <w:t>Feasibility gates and staged milestones</w:t>
       </w:r>
     </w:p>
     <w:p>
       <w:r>
-        <w:t>The immediate computational pilot would reproduce the polygonal reconstruction and muscle-mass comparisons of Demuth et al. (2022), then test a masked-muscle workflow using matched extant data. Riem et al. (2026) provide a quantitative bone–muscle scaling benchmark, although their sample is human and not a substitute for cross-clade data. A first paper could establish anatomy-prediction error and uncertainty coverage in living species; a later paper could ask what these calibrated limits imply for fossil anatomy.</w:t>
+        <w:t>Months 0–3: audit available specimen-matched bone and muscle data, select one homologous muscle group, and specify the holdout taxa, traits and baseline models before examining hidden anatomy. Months 4–9: reproduce an existing reconstruction baseline and evaluate prediction error and interval coverage on the usable pairs. Months 10–18: expand across taxa only if matched specimens and anatomist-reviewed homology support transfer tests. Otherwise, report a reproducible pilot and the exact data gap, without claiming cross-clade validation.</w:t>
       </w:r>
     </w:p>
     <w:p>
@@ -229,12 +229,26 @@
         <w:pStyle w:val="Heading1"/>
       </w:pPr>
       <w:r>
-        <w:t>How this complements Pierce’s research</w:t>
+        <w:t>Intellectual merit and complementary expertise</w:t>
       </w:r>
     </w:p>
     <w:p>
       <w:r>
-        <w:t>This project would combine Pierce’s expertise in muscle homology, extant comparative anatomy and evolutionary inference with my work on inverse mechanics, compatibility sets and experimental design. My main contribution would be a clear quantitative answer to a question important to her existing reconstructions: which muscular properties are supported by skeletal evidence, and how certain can we be?</w:t>
+        <w:t>The intellectual merit is a test of which muscle properties are actually encoded in fossil-observable bone and which remain fundamentally ambiguous. A calibrated recoverability map would make evolutionary reconstructions more falsifiable, rather than merely more detailed. Pierce’s group would lead homology, taxon choice and evolutionary interpretation; I would lead inverse-mechanics screening, uncertainty calibration and blinded comparisons. The needed specimen access is not yet assumed.</w:t>
+      </w:r>
+    </w:p>
+    <w:p>
+      <w:pPr>
+        <w:pStyle w:val="Heading1"/>
+      </w:pPr>
+      <w:r>
+        <w:t>Broader impacts</w:t>
+      </w:r>
+    </w:p>
+    <w:p>
+      <w:pPr/>
+      <w:r>
+        <w:t>Subject to specimen permissions, release a documented, rights-cleared masked-muscle benchmark and scripts for reproducing prediction intervals. An openly accessible teaching module would show why skeletal evidence need not imply one unique anatomy. The initial assessable outputs would be one versioned benchmark and one documented teaching example; any classroom deployment would be arranged with an actual educational partner.</w:t>
       </w:r>
     </w:p>
     <w:p>
